--- a/book/word/Ch19 - The Letter From the Grave.docx
+++ b/book/word/Ch19 - The Letter From the Grave.docx
@@ -2,13 +2,13 @@
 <file path=word/document.xml><?xml version="1.0" encoding="utf-8"?>
 <w:document xmlns:w="http://schemas.openxmlformats.org/wordprocessingml/2006/main" xmlns:m="http://schemas.openxmlformats.org/officeDocument/2006/math" xmlns:r="http://schemas.openxmlformats.org/officeDocument/2006/relationships" xmlns:o="urn:schemas-microsoft-com:office:office" xmlns:v="urn:schemas-microsoft-com:vml" xmlns:w10="urn:schemas-microsoft-com:office:word" xmlns:a="http://schemas.openxmlformats.org/drawingml/2006/main" xmlns:pic="http://schemas.openxmlformats.org/drawingml/2006/picture" xmlns:wp="http://schemas.openxmlformats.org/drawingml/2006/wordprocessingDrawing">
   <w:body>
-    <w:bookmarkStart w:id="25" w:name="chapter-19-the-letter-from-the-grave"/>
+    <w:bookmarkStart w:id="25" w:name="chapter-19---the-letter-from-the-grave"/>
     <w:p>
       <w:pPr>
         <w:pStyle w:val="Heading1"/>
       </w:pPr>
       <w:r>
-        <w:t xml:space="preserve">Chapter 19 — The Letter From the Grave</w:t>
+        <w:t xml:space="preserve">Chapter 19 - The Letter From the Grave</w:t>
       </w:r>
     </w:p>
     <w:p>
@@ -62,7 +62,7 @@
         <w:t xml:space="preserve"> </w:t>
       </w:r>
       <w:r>
-        <w:t xml:space="preserve">sealed it, and gave it to her neighbor — with instructions to hand it to the</w:t>
+        <w:t xml:space="preserve">sealed it, and gave it to her neighbor, with instructions to hand it to the</w:t>
       </w:r>
       <w:r>
         <w:t xml:space="preserve"> </w:t>
@@ -120,7 +120,7 @@
         <w:t xml:space="preserve"> </w:t>
       </w:r>
       <w:r>
-        <w:t xml:space="preserve">American criminal law — a quarter-century battle over a question that sounds</w:t>
+        <w:t xml:space="preserve">American criminal law; a quarter-century battle over a question that sounds</w:t>
       </w:r>
       <w:r>
         <w:t xml:space="preserve"> </w:t>
@@ -173,13 +173,13 @@
         <w:t xml:space="preserve"> </w:t>
       </w:r>
       <w:r>
-        <w:t xml:space="preserve">years after Julie’s death. The State’s theory was that Mark — entangled in an</w:t>
-      </w:r>
-      <w:r>
-        <w:t xml:space="preserve"> </w:t>
-      </w:r>
-      <w:r>
-        <w:t xml:space="preserve">affair — had poisoned his wife and dressed her death as a suicide, and that</w:t>
+        <w:t xml:space="preserve">years after Julie’s death. The State’s theory was that Mark, entangled in an</w:t>
+      </w:r>
+      <w:r>
+        <w:t xml:space="preserve"> </w:t>
+      </w:r>
+      <w:r>
+        <w:t xml:space="preserve">affair, had poisoned his wife and dressed her death as a suicide, and that</w:t>
       </w:r>
       <w:r>
         <w:t xml:space="preserve"> </w:t>
@@ -230,10 +230,7 @@
         <w:t xml:space="preserve">Crawford v. Washington</w:t>
       </w:r>
       <w:r>
-        <w:t xml:space="preserve"> </w:t>
-      </w:r>
-      <w:r>
-        <w:t xml:space="preserve">— an earthquake that rewrote the law of the</w:t>
+        <w:t xml:space="preserve">, an earthquake that rewrote the law of the</w:t>
       </w:r>
       <w:r>
         <w:t xml:space="preserve"> </w:t>
@@ -276,7 +273,7 @@
         <w:t xml:space="preserve"> </w:t>
       </w:r>
       <w:r>
-        <w:t xml:space="preserve">cross-examine her. And Julie — the witness at the heart of the case — could</w:t>
+        <w:t xml:space="preserve">cross-examine her. And Julie, the witness at the heart of the case, could</w:t>
       </w:r>
       <w:r>
         <w:t xml:space="preserve"> </w:t>
@@ -296,7 +293,7 @@
         <w:t xml:space="preserve"> </w:t>
       </w:r>
       <w:r>
-        <w:t xml:space="preserve">American court system:</w:t>
+        <w:t xml:space="preserve">American court system.</w:t>
       </w:r>
     </w:p>
     <w:p>
@@ -320,13 +317,13 @@
         <w:t xml:space="preserve"> </w:t>
       </w:r>
       <w:r>
-        <w:t xml:space="preserve">voicemails were testimonial — their very purpose was to point police to her</w:t>
-      </w:r>
-      <w:r>
-        <w:t xml:space="preserve"> </w:t>
-      </w:r>
-      <w:r>
-        <w:t xml:space="preserve">killer if she died — and therefore inadmissible…</w:t>
+        <w:t xml:space="preserve">voicemails were testimonial; their very purpose was to point police to her</w:t>
+      </w:r>
+      <w:r>
+        <w:t xml:space="preserve"> </w:t>
+      </w:r>
+      <w:r>
+        <w:t xml:space="preserve">killer if she died, and they were therefore inadmissible…</w:t>
       </w:r>
       <w:r>
         <w:t xml:space="preserve"> </w:t>
@@ -342,13 +339,13 @@
         <w:t xml:space="preserve"> </w:t>
       </w:r>
       <w:r>
-        <w:t xml:space="preserve">Mark had forfeited</w:t>
-      </w:r>
-      <w:r>
-        <w:t xml:space="preserve"> </w:t>
-      </w:r>
-      <w:r>
-        <w:t xml:space="preserve">his confrontation right by killing her, the ancient doctrine of</w:t>
+        <w:t xml:space="preserve">Mark had</w:t>
+      </w:r>
+      <w:r>
+        <w:t xml:space="preserve"> </w:t>
+      </w:r>
+      <w:r>
+        <w:t xml:space="preserve">forfeited his confrontation right by killing her, the ancient doctrine of</w:t>
       </w:r>
       <w:r>
         <w:t xml:space="preserve"> </w:t>
@@ -421,10 +418,7 @@
         <w:t xml:space="preserve">in order to keep her from testifying</w:t>
       </w:r>
       <w:r>
-        <w:t xml:space="preserve"> </w:t>
-      </w:r>
-      <w:r>
-        <w:t xml:space="preserve">— and no one claimed Mark</w:t>
+        <w:t xml:space="preserve">, and no one claimed Mark</w:t>
       </w:r>
       <w:r>
         <w:t xml:space="preserve"> </w:t>
@@ -446,7 +440,7 @@
         <w:t xml:space="preserve"> </w:t>
       </w:r>
       <w:r>
-        <w:t xml:space="preserve">Wisconsin Court of Appeals agreed the letter should never have been admitted —</w:t>
+        <w:t xml:space="preserve">Wisconsin Court of Appeals agreed the letter should never have been admitted,</w:t>
       </w:r>
       <w:r>
         <w:t xml:space="preserve"> </w:t>
@@ -503,13 +497,13 @@
         <w:t xml:space="preserve"> </w:t>
       </w:r>
       <w:r>
-        <w:t xml:space="preserve">review, they held that Julie’s accusation from the grave was no minor exhibit</w:t>
-      </w:r>
-      <w:r>
-        <w:t xml:space="preserve"> </w:t>
-      </w:r>
-      <w:r>
-        <w:t xml:space="preserve">— it was the beating heart of the State’s case — and vacated the conviction.</w:t>
+        <w:t xml:space="preserve">review, they held that Julie’s accusation from the grave was no minor exhibit;</w:t>
+      </w:r>
+      <w:r>
+        <w:t xml:space="preserve"> </w:t>
+      </w:r>
+      <w:r>
+        <w:t xml:space="preserve">it was the beating heart of the State’s case. They vacated the conviction.</w:t>
       </w:r>
       <w:r>
         <w:t xml:space="preserve"> </w:t>
@@ -560,7 +554,7 @@
         <w:t xml:space="preserve"> </w:t>
       </w:r>
       <w:r>
-        <w:t xml:space="preserve">in March 2021 — twenty-three years after Julie died — the Wisconsin Supreme</w:t>
+        <w:t xml:space="preserve">in March 2021, twenty-three years after Julie died, the Wisconsin Supreme</w:t>
       </w:r>
       <w:r>
         <w:t xml:space="preserve"> </w:t>
@@ -660,13 +654,13 @@
         <w:t xml:space="preserve"> </w:t>
       </w:r>
       <w:r>
-        <w:t xml:space="preserve">That —</w:t>
-      </w:r>
-      <w:r>
-        <w:t xml:space="preserve"> </w:t>
-      </w:r>
-      <w:r>
-        <w:t xml:space="preserve">the concurrence reminds us — is</w:t>
+        <w:t xml:space="preserve">That,</w:t>
+      </w:r>
+      <w:r>
+        <w:t xml:space="preserve"> </w:t>
+      </w:r>
+      <w:r>
+        <w:t xml:space="preserve">the concurrence reminds us, is</w:t>
       </w:r>
       <w:r>
         <w:t xml:space="preserve"> </w:t>
@@ -712,13 +706,13 @@
         <w:t xml:space="preserve"> </w:t>
       </w:r>
       <w:r>
-        <w:t xml:space="preserve">Kenosha County prosecutors retried Mark Jensen — this time without Julie’s</w:t>
-      </w:r>
-      <w:r>
-        <w:t xml:space="preserve"> </w:t>
-      </w:r>
-      <w:r>
-        <w:t xml:space="preserve">letter — and a second jury convicted him of first-degree intentional homicide</w:t>
+        <w:t xml:space="preserve">Kenosha County prosecutors retried Mark Jensen, this time without Julie’s</w:t>
+      </w:r>
+      <w:r>
+        <w:t xml:space="preserve"> </w:t>
+      </w:r>
+      <w:r>
+        <w:t xml:space="preserve">letter, and a second jury convicted him of first-degree intentional homicide</w:t>
       </w:r>
       <w:r>
         <w:t xml:space="preserve"> </w:t>
@@ -748,7 +742,7 @@
           <w:iCs/>
           <w:i/>
         </w:rPr>
-        <w:t xml:space="preserve">anchor decision — verify current status before print.)</w:t>
+        <w:t xml:space="preserve">anchor decision; verify current status before print.)</w:t>
       </w:r>
     </w:p>
     <w:bookmarkEnd w:id="21"/>
@@ -778,7 +772,7 @@
         <w:t xml:space="preserve"> </w:t>
       </w:r>
       <w:r>
-        <w:t xml:space="preserve">voicemail — evidence gathered by the victim herself, in advance of her own</w:t>
+        <w:t xml:space="preserve">voicemail; evidence gathered by the victim herself, in advance of her own</w:t>
       </w:r>
       <w:r>
         <w:t xml:space="preserve"> </w:t>
@@ -848,7 +842,7 @@
         <w:t xml:space="preserve"> </w:t>
       </w:r>
       <w:r>
-        <w:t xml:space="preserve">lawfully convict her husband — and her husband was convicted anyway, because</w:t>
+        <w:t xml:space="preserve">lawfully convict her husband, and her husband was convicted anyway, because</w:t>
       </w:r>
       <w:r>
         <w:t xml:space="preserve"> </w:t>
@@ -941,7 +935,7 @@
         <w:t xml:space="preserve"> </w:t>
       </w:r>
       <w:r>
-        <w:t xml:space="preserve">The full procedural saga —</w:t>
+        <w:t xml:space="preserve">The full procedural saga,</w:t>
       </w:r>
       <w:r>
         <w:t xml:space="preserve"> </w:t>
@@ -957,7 +951,7 @@
         <w:t xml:space="preserve"> </w:t>
       </w:r>
       <w:r>
-        <w:t xml:space="preserve">through the habeas litigation — is</w:t>
+        <w:t xml:space="preserve">through the habeas litigation, is</w:t>
       </w:r>
       <w:r>
         <w:t xml:space="preserve"> </w:t>
@@ -1006,7 +1000,7 @@
         <w:t xml:space="preserve">State v. Jensen</w:t>
       </w:r>
       <w:r>
-        <w:t xml:space="preserve">, 2011 WI App 3, 331 Wis. 2d 440 —</w:t>
+        <w:t xml:space="preserve">, 2011 WI App 3, 331 Wis. 2d 440 -</w:t>
       </w:r>
       <w:r>
         <w:t xml:space="preserve"> </w:t>
